--- a/flood-prediction-review/jsce_title_page.docx
+++ b/flood-prediction-review/jsce_title_page.docx
@@ -51,16 +51,6 @@
       </w:r>
     </w:p>
     <w:p>
-      <w:r>
-        <w:rPr>
-          <w:rFonts w:ascii="Times New Roman" w:hAnsi="Times New Roman"/>
-          <w:i/>
-          <w:sz w:val="20"/>
-        </w:rPr>
-        <w:t>（和文題目）計画放水発電と隣接水系地下水管理を統合した新たな洪水制御フレームワークの提案　― 小田川–高梁川流域を対象とした簡易フィージビリティ分析 ―</w:t>
-      </w:r>
-    </w:p>
-    <w:p>
       <w:pPr>
         <w:spacing w:before="360" w:after="120"/>
       </w:pPr>
@@ -82,7 +72,7 @@
           <w:color w:val="FF0000"/>
           <w:sz w:val="22"/>
         </w:rPr>
-        <w:t>（著者名）1</w:t>
+        <w:t>[Author name] 1</w:t>
       </w:r>
     </w:p>
     <w:p>
@@ -99,11 +89,11 @@
           <w:color w:val="FF0000"/>
           <w:sz w:val="22"/>
         </w:rPr>
-        <w:t>1（JSCE会員種別）, （職位）, （所属）</w:t>
+        <w:t>1 [JSCE membership category], [Position/Title], [Affiliation]</w:t>
         <w:br/>
-        <w:t xml:space="preserve">  （住所）</w:t>
+        <w:t xml:space="preserve">  [Address]</w:t>
         <w:br/>
-        <w:t xml:space="preserve">  E-mail: （メールアドレス） (Corresponding Author)</w:t>
+        <w:t xml:space="preserve">  E-mail: [email address] (Corresponding Author)</w:t>
       </w:r>
     </w:p>
     <w:p>
@@ -176,7 +166,7 @@
           <w:color w:val="FF0000"/>
           <w:sz w:val="22"/>
         </w:rPr>
-        <w:t>（著者名） was responsible for the overall study concept, simulation design, data analysis, and manuscript preparation.</w:t>
+        <w:t>[Author name] was responsible for the overall study concept, simulation design, data analysis, and manuscript preparation.</w:t>
       </w:r>
     </w:p>
     <w:p>
@@ -208,6 +198,7 @@
       <w:pgMar w:top="1417" w:right="1417" w:bottom="1417" w:left="1417" w:header="720" w:footer="720" w:gutter="0"/>
       <w:cols w:space="720"/>
       <w:docGrid w:linePitch="360"/>
+      <w:lnNumType w:countBy="1" w:restart="continuous"/>
     </w:sectPr>
   </w:body>
 </w:document>

--- a/flood-prediction-review/jsce_title_page.docx
+++ b/flood-prediction-review/jsce_title_page.docx
@@ -194,6 +194,7 @@
       </w:r>
     </w:p>
     <w:sectPr>
+      <w:footerReference w:type="default" r:id="rId9"/>
       <w:pgSz w:w="11906" w:h="16838"/>
       <w:pgMar w:top="1417" w:right="1417" w:bottom="1417" w:left="1417" w:header="720" w:footer="720" w:gutter="0"/>
       <w:cols w:space="720"/>
@@ -202,6 +203,26 @@
     </w:sectPr>
   </w:body>
 </w:document>
+</file>
+
+<file path=word/footer1.xml><?xml version="1.0" encoding="utf-8"?>
+<w:ftr xmlns:m="http://schemas.openxmlformats.org/officeDocument/2006/math" xmlns:mc="http://schemas.openxmlformats.org/markup-compatibility/2006" xmlns:mo="http://schemas.microsoft.com/office/mac/office/2008/main" xmlns:mv="urn:schemas-microsoft-com:mac:vml" xmlns:o="urn:schemas-microsoft-com:office:office" xmlns:r="http://schemas.openxmlformats.org/officeDocument/2006/relationships" xmlns:v="urn:schemas-microsoft-com:vml" xmlns:w10="urn:schemas-microsoft-com:office:word" xmlns:w14="http://schemas.microsoft.com/office/word/2010/wordml" xmlns:w="http://schemas.openxmlformats.org/wordprocessingml/2006/main" xmlns:wne="http://schemas.microsoft.com/office/word/2006/wordml" xmlns:wp14="http://schemas.microsoft.com/office/word/2010/wordprocessingDrawing" xmlns:wp="http://schemas.openxmlformats.org/drawingml/2006/wordprocessingDrawing" xmlns:wpc="http://schemas.microsoft.com/office/word/2010/wordprocessingCanvas" xmlns:wpg="http://schemas.microsoft.com/office/word/2010/wordprocessingGroup" xmlns:wpi="http://schemas.microsoft.com/office/word/2010/wordprocessingInk" xmlns:wps="http://schemas.microsoft.com/office/word/2010/wordprocessingShape" mc:Ignorable="w14 wp14">
+  <w:p>
+    <w:pPr>
+      <w:pStyle w:val="Footer"/>
+      <w:jc w:val="center"/>
+    </w:pPr>
+    <w:r>
+      <w:fldChar w:fldCharType="begin"/>
+    </w:r>
+    <w:r>
+      <w:instrText> PAGE </w:instrText>
+    </w:r>
+    <w:r>
+      <w:fldChar w:fldCharType="end"/>
+    </w:r>
+  </w:p>
+</w:ftr>
 </file>
 
 <file path=word/numbering.xml><?xml version="1.0" encoding="utf-8"?>
